--- a/briefings/线口监测午报-2026-08-26.docx
+++ b/briefings/线口监测午报-2026-08-26.docx
@@ -22,7 +22,7 @@
           <w:color w:val="888888"/>
           <w:sz w:val="18"/>
         </w:rPr>
-        <w:t>监测窗口:近48小时 | 生成时间:2026-08-26 12:05</w:t>
+        <w:t>监测窗口:近48小时 | 生成时间:2026-08-26 17:24</w:t>
       </w:r>
     </w:p>
     <w:p>
@@ -70,7 +70,7 @@
           <w:color w:val="888888"/>
           <w:sz w:val="24"/>
         </w:rPr>
-        <w:t>全球限 7 只：奥尔特曼定制 OpenAI 腕表，硅谷最新身份象征</w:t>
+        <w:t>华为投标埃及政府 AI 数据中心项目：拟出口至少 1408 颗昇腾 950 芯片并提议 12 个月完成基建</w:t>
       </w:r>
     </w:p>
     <w:p>
@@ -80,7 +80,7 @@
           <w:color w:val="888888"/>
           <w:sz w:val="18"/>
         </w:rPr>
-        <w:t>来源:IT之家 | 时间:08-26 11:12</w:t>
+        <w:t>来源:IT之家 | 时间:08-26 17:24</w:t>
       </w:r>
     </w:p>
     <w:p>
@@ -97,7 +97,7 @@
             <w:color w:val="0563C1"/>
             <w:u w:val="single"/>
           </w:rPr>
-          <w:t>全球限 7 只：奥尔特曼定制 OpenAI 腕表，硅谷最新身份象征</w:t>
+          <w:t>华为投标埃及政府 AI 数据中心项目：拟出口至少 1408 颗昇腾 950 芯片并提议 12 个月完成基建</w:t>
         </w:r>
       </w:hyperlink>
     </w:p>
@@ -121,7 +121,7 @@
           <w:color w:val="888888"/>
           <w:sz w:val="24"/>
         </w:rPr>
-        <w:t>Stability AI 完成 7600 万美元 B 轮融资：EA 与三大音乐娱乐企业均参投</w:t>
+        <w:t>研究发现婴儿语言学习能力远胜 AI 聊天机器人，学习效率也大幅领先</w:t>
       </w:r>
     </w:p>
     <w:p>
@@ -131,7 +131,7 @@
           <w:color w:val="888888"/>
           <w:sz w:val="18"/>
         </w:rPr>
-        <w:t>来源:IT之家 | 时间:08-26 10:57</w:t>
+        <w:t>来源:IT之家 | 时间:08-26 16:29</w:t>
       </w:r>
     </w:p>
     <w:p>
@@ -148,7 +148,7 @@
             <w:color w:val="0563C1"/>
             <w:u w:val="single"/>
           </w:rPr>
-          <w:t>Stability AI 完成 7600 万美元 B 轮融资：EA 与三大音乐娱乐企业均参投</w:t>
+          <w:t>研究发现婴儿语言学习能力远胜 AI 聊天机器人，学习效率也大幅领先</w:t>
         </w:r>
       </w:hyperlink>
     </w:p>
@@ -172,7 +172,7 @@
           <w:color w:val="888888"/>
           <w:sz w:val="24"/>
         </w:rPr>
-        <w:t>汤道生内部发文回应腾讯 AI 慢了：AI 竞争不是短跑，熬得久比起得早更重要</w:t>
+        <w:t>抽成 30%，消息称月之暗面正就 Kimi K3 AI 模型与微软、亚马逊、谷歌开展收入分成谈判</w:t>
       </w:r>
     </w:p>
     <w:p>
@@ -182,7 +182,7 @@
           <w:color w:val="888888"/>
           <w:sz w:val="18"/>
         </w:rPr>
-        <w:t>来源:IT之家 | 时间:08-26 10:51</w:t>
+        <w:t>来源:IT之家 | 时间:08-26 16:12</w:t>
       </w:r>
     </w:p>
     <w:p>
@@ -199,7 +199,7 @@
             <w:color w:val="0563C1"/>
             <w:u w:val="single"/>
           </w:rPr>
-          <w:t>汤道生内部发文回应腾讯 AI 慢了：AI 竞争不是短跑，熬得久比起得早更重要</w:t>
+          <w:t>抽成 30%，消息称月之暗面正就 Kimi K3 AI 模型与微软、亚马逊、谷歌开展收入分成谈判</w:t>
         </w:r>
       </w:hyperlink>
     </w:p>
@@ -223,7 +223,7 @@
           <w:color w:val="888888"/>
           <w:sz w:val="24"/>
         </w:rPr>
-        <w:t>斯坦福研究：22~25 岁职场新人受 AI 冲击最大，高等教育可缓冲影响</w:t>
+        <w:t>OpenAI ChatGPT 云端浏览器新增登录功能：账号密码不保存，但 Cookie 会持续到会话过期</w:t>
       </w:r>
     </w:p>
     <w:p>
@@ -233,7 +233,7 @@
           <w:color w:val="888888"/>
           <w:sz w:val="18"/>
         </w:rPr>
-        <w:t>来源:IT之家 | 时间:08-26 10:40</w:t>
+        <w:t>来源:IT之家 | 时间:08-26 15:56</w:t>
       </w:r>
     </w:p>
     <w:p>
@@ -250,7 +250,7 @@
             <w:color w:val="0563C1"/>
             <w:u w:val="single"/>
           </w:rPr>
-          <w:t>斯坦福研究：22~25 岁职场新人受 AI 冲击最大，高等教育可缓冲影响</w:t>
+          <w:t>OpenAI ChatGPT 云端浏览器新增登录功能：账号密码不保存，但 Cookie 会持续到会话过期</w:t>
         </w:r>
       </w:hyperlink>
     </w:p>
@@ -274,7 +274,7 @@
           <w:color w:val="888888"/>
           <w:sz w:val="24"/>
         </w:rPr>
-        <w:t>工信部：我国已经有近 200 项 AI 关键标准成功研制，加快新一代通信网、算力网规划建设，加强 6G 技术研发</w:t>
+        <w:t>消息称 DeepSeek 今年前 7 个月营收近 4.75 亿元，达去年全年水平 10 倍</w:t>
       </w:r>
     </w:p>
     <w:p>
@@ -284,7 +284,7 @@
           <w:color w:val="888888"/>
           <w:sz w:val="18"/>
         </w:rPr>
-        <w:t>来源:IT之家 | 时间:08-26 10:24</w:t>
+        <w:t>来源:IT之家 | 时间:08-26 15:47</w:t>
       </w:r>
     </w:p>
     <w:p>
@@ -301,7 +301,7 @@
             <w:color w:val="0563C1"/>
             <w:u w:val="single"/>
           </w:rPr>
-          <w:t>工信部：我国已经有近 200 项 AI 关键标准成功研制，加快新一代通信网、算力网规划建设，加强 6G 技术研发</w:t>
+          <w:t>消息称 DeepSeek 今年前 7 个月营收近 4.75 亿元，达去年全年水平 10 倍</w:t>
         </w:r>
       </w:hyperlink>
     </w:p>
@@ -325,7 +325,7 @@
           <w:color w:val="888888"/>
           <w:sz w:val="24"/>
         </w:rPr>
-        <w:t>Windows 任务管理器之父打造：Win11 版 TMOG 发布，107 页文档让 AI 编码</w:t>
+        <w:t>Cloudflare 称 AI 智能体已占 60% 互联网流量，同比激增 1700%</w:t>
       </w:r>
     </w:p>
     <w:p>
@@ -335,7 +335,7 @@
           <w:color w:val="888888"/>
           <w:sz w:val="18"/>
         </w:rPr>
-        <w:t>来源:IT之家 | 时间:08-26 09:50</w:t>
+        <w:t>来源:IT之家 | 时间:08-26 15:41</w:t>
       </w:r>
     </w:p>
     <w:p>
@@ -352,7 +352,7 @@
             <w:color w:val="0563C1"/>
             <w:u w:val="single"/>
           </w:rPr>
-          <w:t>Windows 任务管理器之父打造：Win11 版 TMOG 发布，107 页文档让 AI 编码</w:t>
+          <w:t>Cloudflare 称 AI 智能体已占 60% 互联网流量，同比激增 1700%</w:t>
         </w:r>
       </w:hyperlink>
     </w:p>
@@ -376,7 +376,7 @@
           <w:color w:val="888888"/>
           <w:sz w:val="24"/>
         </w:rPr>
-        <w:t>OpenAI 重启 ChatGPT Plus 账号五小时限额机制，Pro 账号暂不受影响</w:t>
+        <w:t>国内算力用电爆发式增长，江苏常熟算力耗电超过空调</w:t>
       </w:r>
     </w:p>
     <w:p>
@@ -386,7 +386,7 @@
           <w:color w:val="888888"/>
           <w:sz w:val="18"/>
         </w:rPr>
-        <w:t>来源:IT之家 | 时间:08-26 09:37</w:t>
+        <w:t>来源:IT之家 | 时间:08-26 15:30</w:t>
       </w:r>
     </w:p>
     <w:p>
@@ -403,7 +403,7 @@
             <w:color w:val="0563C1"/>
             <w:u w:val="single"/>
           </w:rPr>
-          <w:t>OpenAI 重启 ChatGPT Plus 账号五小时限额机制，Pro 账号暂不受影响</w:t>
+          <w:t>国内算力用电爆发式增长，江苏常熟算力耗电超过空调</w:t>
         </w:r>
       </w:hyperlink>
     </w:p>
@@ -427,7 +427,7 @@
           <w:color w:val="888888"/>
           <w:sz w:val="24"/>
         </w:rPr>
-        <w:t>Parallels Desktop 27 发布：OpenGL 性能最高提升 160%、AI 矩阵计算最高提升 7 倍</w:t>
+        <w:t>九成美企高管称过去三年 AI 未影响公司就业情况，且“完全未影响”生产力</w:t>
       </w:r>
     </w:p>
     <w:p>
@@ -437,7 +437,7 @@
           <w:color w:val="888888"/>
           <w:sz w:val="18"/>
         </w:rPr>
-        <w:t>来源:IT之家 | 时间:08-26 09:03</w:t>
+        <w:t>来源:IT之家 | 时间:08-26 15:27</w:t>
       </w:r>
     </w:p>
     <w:p>
@@ -454,7 +454,7 @@
             <w:color w:val="0563C1"/>
             <w:u w:val="single"/>
           </w:rPr>
-          <w:t>Parallels Desktop 27 发布：OpenGL 性能最高提升 160%、AI 矩阵计算最高提升 7 倍</w:t>
+          <w:t>九成美企高管称过去三年 AI 未影响公司就业情况，且“完全未影响”生产力</w:t>
         </w:r>
       </w:hyperlink>
     </w:p>
@@ -478,7 +478,7 @@
           <w:color w:val="888888"/>
           <w:sz w:val="24"/>
         </w:rPr>
-        <w:t>VZMORE 预热 AX9 Max 等迷你电脑：双 2.5G 网口，AMD Ryzen AI 9 HX 470 芯片</w:t>
+        <w:t>Artificial Analysis 公布苹果 iPhone 17 Pro 跑 8GB 以内本地 AI 性能排名</w:t>
       </w:r>
     </w:p>
     <w:p>
@@ -488,7 +488,7 @@
           <w:color w:val="888888"/>
           <w:sz w:val="18"/>
         </w:rPr>
-        <w:t>来源:IT之家 | 时间:08-26 08:46</w:t>
+        <w:t>来源:IT之家 | 时间:08-26 15:12</w:t>
       </w:r>
     </w:p>
     <w:p>
@@ -505,7 +505,7 @@
             <w:color w:val="0563C1"/>
             <w:u w:val="single"/>
           </w:rPr>
-          <w:t>VZMORE 预热 AX9 Max 等迷你电脑：双 2.5G 网口，AMD Ryzen AI 9 HX 470 芯片</w:t>
+          <w:t>Artificial Analysis 公布苹果 iPhone 17 Pro 跑 8GB 以内本地 AI 性能排名</w:t>
         </w:r>
       </w:hyperlink>
     </w:p>
@@ -529,7 +529,7 @@
           <w:color w:val="888888"/>
           <w:sz w:val="24"/>
         </w:rPr>
-        <w:t>商业史最庞大叙事：Anthropic 冲击全球最大 IPO，称 AI 潜在市场收入规模超 30 万亿美元</w:t>
+        <w:t>海盗船推出 iCUE LINK TITAN II 系列处理器 AIO 液冷，水泵风扇双升级</w:t>
       </w:r>
     </w:p>
     <w:p>
@@ -539,7 +539,7 @@
           <w:color w:val="888888"/>
           <w:sz w:val="18"/>
         </w:rPr>
-        <w:t>来源:IT之家 | 时间:08-26 08:36</w:t>
+        <w:t>来源:IT之家 | 时间:08-26 14:50</w:t>
       </w:r>
     </w:p>
     <w:p>
@@ -556,7 +556,7 @@
             <w:color w:val="0563C1"/>
             <w:u w:val="single"/>
           </w:rPr>
-          <w:t>商业史最庞大叙事：Anthropic 冲击全球最大 IPO，称 AI 潜在市场收入规模超 30 万亿美元</w:t>
+          <w:t>海盗船推出 iCUE LINK TITAN II 系列处理器 AIO 液冷，水泵风扇双升级</w:t>
         </w:r>
       </w:hyperlink>
     </w:p>
@@ -580,7 +580,7 @@
           <w:color w:val="888888"/>
           <w:sz w:val="24"/>
         </w:rPr>
-        <w:t>在职约 17 个月：曝 OpenAI 数据中心负责人马隆已离职</w:t>
+        <w:t>34克、两天续航、1996元起：雷鸟iO把带显示的AI眼镜做进了日常镜框</w:t>
       </w:r>
     </w:p>
     <w:p>
@@ -590,7 +590,7 @@
           <w:color w:val="888888"/>
           <w:sz w:val="18"/>
         </w:rPr>
-        <w:t>来源:IT之家 | 时间:08-26 08:19</w:t>
+        <w:t>来源:Bing新闻 | 时间:08-26 08:21</w:t>
       </w:r>
     </w:p>
     <w:p>
@@ -607,7 +607,7 @@
             <w:color w:val="0563C1"/>
             <w:u w:val="single"/>
           </w:rPr>
-          <w:t>在职约 17 个月：曝 OpenAI 数据中心负责人马隆已离职</w:t>
+          <w:t>34克、两天续航、1996元起：雷鸟iO把带显示的AI眼镜做进了日常镜框</w:t>
         </w:r>
       </w:hyperlink>
     </w:p>
@@ -631,7 +631,7 @@
           <w:color w:val="888888"/>
           <w:sz w:val="24"/>
         </w:rPr>
-        <w:t>谷歌杀入法律 AI 赛道，推出专用 Gemini 工具</w:t>
+        <w:t>Maiao: Gerrit-style code review workflow for GitHub, GitLab, Gitea, others</w:t>
       </w:r>
     </w:p>
     <w:p>
@@ -641,7 +641,7 @@
           <w:color w:val="888888"/>
           <w:sz w:val="18"/>
         </w:rPr>
-        <w:t>来源:IT之家 | 时间:08-26 08:07</w:t>
+        <w:t>来源:Hacker News | 时间:08-26 06:40</w:t>
       </w:r>
     </w:p>
     <w:p>
@@ -658,7 +658,109 @@
             <w:color w:val="0563C1"/>
             <w:u w:val="single"/>
           </w:rPr>
-          <w:t>谷歌杀入法律 AI 赛道，推出专用 Gemini 工具</w:t>
+          <w:t>Maiao: Gerrit-style code review workflow for GitHub, GitLab, Gitea, others</w:t>
+        </w:r>
+      </w:hyperlink>
+    </w:p>
+    <w:p>
+      <w:pPr>
+        <w:pStyle w:val="Heading3"/>
+      </w:pPr>
+      <w:r>
+        <w:rPr>
+          <w:rFonts w:ascii="Times New Roman" w:hAnsi="Times New Roman" w:eastAsia="黑体"/>
+          <w:b w:val="0"/>
+          <w:color w:val="888888"/>
+          <w:sz w:val="24"/>
+        </w:rPr>
+        <w:t>【C级·参考】</w:t>
+      </w:r>
+      <w:r>
+        <w:rPr>
+          <w:rFonts w:ascii="Times New Roman" w:hAnsi="Times New Roman" w:eastAsia="黑体"/>
+          <w:b w:val="0"/>
+          <w:color w:val="888888"/>
+          <w:sz w:val="24"/>
+        </w:rPr>
+        <w:t>Show HN: TeXbrain, a LaTeX editor that runs pdfTeX in the browser via WASM</w:t>
+      </w:r>
+    </w:p>
+    <w:p>
+      <w:r>
+        <w:rPr>
+          <w:rFonts w:ascii="Times New Roman" w:hAnsi="Times New Roman" w:eastAsia="宋体"/>
+          <w:color w:val="888888"/>
+          <w:sz w:val="18"/>
+        </w:rPr>
+        <w:t>来源:Hacker News | 时间:08-26 06:08</w:t>
+      </w:r>
+    </w:p>
+    <w:p>
+      <w:r>
+        <w:rPr>
+          <w:rFonts w:ascii="Times New Roman" w:hAnsi="Times New Roman" w:eastAsia="宋体"/>
+          <w:sz w:val="18"/>
+        </w:rPr>
+        <w:t>链接:</w:t>
+      </w:r>
+      <w:hyperlink r:id="rId21">
+        <w:r>
+          <w:rPr>
+            <w:color w:val="0563C1"/>
+            <w:u w:val="single"/>
+          </w:rPr>
+          <w:t>Show HN: TeXbrain, a LaTeX editor that runs pdfTeX in the browser via WASM</w:t>
+        </w:r>
+      </w:hyperlink>
+    </w:p>
+    <w:p>
+      <w:pPr>
+        <w:pStyle w:val="Heading3"/>
+      </w:pPr>
+      <w:r>
+        <w:rPr>
+          <w:rFonts w:ascii="Times New Roman" w:hAnsi="Times New Roman" w:eastAsia="黑体"/>
+          <w:b w:val="0"/>
+          <w:color w:val="888888"/>
+          <w:sz w:val="24"/>
+        </w:rPr>
+        <w:t>【C级·参考】</w:t>
+      </w:r>
+      <w:r>
+        <w:rPr>
+          <w:rFonts w:ascii="Times New Roman" w:hAnsi="Times New Roman" w:eastAsia="黑体"/>
+          <w:b w:val="0"/>
+          <w:color w:val="888888"/>
+          <w:sz w:val="24"/>
+        </w:rPr>
+        <w:t>AI翻译×AI眼镜，两个"全球第一"碰到一起了</w:t>
+      </w:r>
+    </w:p>
+    <w:p>
+      <w:r>
+        <w:rPr>
+          <w:rFonts w:ascii="Times New Roman" w:hAnsi="Times New Roman" w:eastAsia="宋体"/>
+          <w:color w:val="888888"/>
+          <w:sz w:val="18"/>
+        </w:rPr>
+        <w:t>来源:Bing新闻 | 时间:08-26 03:41</w:t>
+      </w:r>
+    </w:p>
+    <w:p>
+      <w:r>
+        <w:rPr>
+          <w:rFonts w:ascii="Times New Roman" w:hAnsi="Times New Roman" w:eastAsia="宋体"/>
+          <w:sz w:val="18"/>
+        </w:rPr>
+        <w:t>链接:</w:t>
+      </w:r>
+      <w:hyperlink r:id="rId22">
+        <w:r>
+          <w:rPr>
+            <w:color w:val="0563C1"/>
+            <w:u w:val="single"/>
+          </w:rPr>
+          <w:t>AI翻译×AI眼镜，两个"全球第一"碰到一起了</w:t>
         </w:r>
       </w:hyperlink>
     </w:p>
@@ -703,7 +805,7 @@
         </w:rPr>
         <w:t>链接:</w:t>
       </w:r>
-      <w:hyperlink r:id="rId21">
+      <w:hyperlink r:id="rId23">
         <w:r>
           <w:rPr>
             <w:color w:val="0563C1"/>
@@ -754,7 +856,7 @@
         </w:rPr>
         <w:t>链接:</w:t>
       </w:r>
-      <w:hyperlink r:id="rId22">
+      <w:hyperlink r:id="rId24">
         <w:r>
           <w:rPr>
             <w:color w:val="0563C1"/>
@@ -805,13 +907,268 @@
         </w:rPr>
         <w:t>链接:</w:t>
       </w:r>
-      <w:hyperlink r:id="rId23">
+      <w:hyperlink r:id="rId25">
         <w:r>
           <w:rPr>
             <w:color w:val="0563C1"/>
             <w:u w:val="single"/>
           </w:rPr>
           <w:t>OpenAI Jalapeño: Better than Nvidia Blackwell</w:t>
+        </w:r>
+      </w:hyperlink>
+    </w:p>
+    <w:p>
+      <w:pPr>
+        <w:pStyle w:val="Heading3"/>
+      </w:pPr>
+      <w:r>
+        <w:rPr>
+          <w:rFonts w:ascii="Times New Roman" w:hAnsi="Times New Roman" w:eastAsia="黑体"/>
+          <w:b w:val="0"/>
+          <w:color w:val="888888"/>
+          <w:sz w:val="24"/>
+        </w:rPr>
+        <w:t>【C级·参考】</w:t>
+      </w:r>
+      <w:r>
+        <w:rPr>
+          <w:rFonts w:ascii="Times New Roman" w:hAnsi="Times New Roman" w:eastAsia="黑体"/>
+          <w:b w:val="0"/>
+          <w:color w:val="888888"/>
+          <w:sz w:val="24"/>
+        </w:rPr>
+        <w:t>独家｜老板电器新一代AI烹饪眼镜预计明年3月发布</w:t>
+      </w:r>
+    </w:p>
+    <w:p>
+      <w:r>
+        <w:rPr>
+          <w:rFonts w:ascii="Times New Roman" w:hAnsi="Times New Roman" w:eastAsia="宋体"/>
+          <w:color w:val="888888"/>
+          <w:sz w:val="18"/>
+        </w:rPr>
+        <w:t>来源:Bing新闻 | 时间:08-25 21:08</w:t>
+      </w:r>
+    </w:p>
+    <w:p>
+      <w:r>
+        <w:rPr>
+          <w:rFonts w:ascii="Times New Roman" w:hAnsi="Times New Roman" w:eastAsia="宋体"/>
+          <w:sz w:val="18"/>
+        </w:rPr>
+        <w:t>链接:</w:t>
+      </w:r>
+      <w:hyperlink r:id="rId26">
+        <w:r>
+          <w:rPr>
+            <w:color w:val="0563C1"/>
+            <w:u w:val="single"/>
+          </w:rPr>
+          <w:t>独家｜老板电器新一代AI烹饪眼镜预计明年3月发布</w:t>
+        </w:r>
+      </w:hyperlink>
+    </w:p>
+    <w:p>
+      <w:pPr>
+        <w:pStyle w:val="Heading3"/>
+      </w:pPr>
+      <w:r>
+        <w:rPr>
+          <w:rFonts w:ascii="Times New Roman" w:hAnsi="Times New Roman" w:eastAsia="黑体"/>
+          <w:b w:val="0"/>
+          <w:color w:val="888888"/>
+          <w:sz w:val="24"/>
+        </w:rPr>
+        <w:t>【C级·参考】</w:t>
+      </w:r>
+      <w:r>
+        <w:rPr>
+          <w:rFonts w:ascii="Times New Roman" w:hAnsi="Times New Roman" w:eastAsia="黑体"/>
+          <w:b w:val="0"/>
+          <w:color w:val="888888"/>
+          <w:sz w:val="24"/>
+        </w:rPr>
+        <w:t>蓝思科技多点突破，AI眼镜服务器折叠机齐发力</w:t>
+      </w:r>
+    </w:p>
+    <w:p>
+      <w:r>
+        <w:rPr>
+          <w:rFonts w:ascii="Times New Roman" w:hAnsi="Times New Roman" w:eastAsia="宋体"/>
+          <w:color w:val="888888"/>
+          <w:sz w:val="18"/>
+        </w:rPr>
+        <w:t>来源:Bing新闻 | 时间:08-25 15:43</w:t>
+      </w:r>
+    </w:p>
+    <w:p>
+      <w:r>
+        <w:rPr>
+          <w:rFonts w:ascii="Times New Roman" w:hAnsi="Times New Roman" w:eastAsia="宋体"/>
+          <w:sz w:val="18"/>
+        </w:rPr>
+        <w:t>链接:</w:t>
+      </w:r>
+      <w:hyperlink r:id="rId27">
+        <w:r>
+          <w:rPr>
+            <w:color w:val="0563C1"/>
+            <w:u w:val="single"/>
+          </w:rPr>
+          <w:t>蓝思科技多点突破，AI眼镜服务器折叠机齐发力</w:t>
+        </w:r>
+      </w:hyperlink>
+    </w:p>
+    <w:p>
+      <w:pPr>
+        <w:pStyle w:val="Heading3"/>
+      </w:pPr>
+      <w:r>
+        <w:rPr>
+          <w:rFonts w:ascii="Times New Roman" w:hAnsi="Times New Roman" w:eastAsia="黑体"/>
+          <w:b w:val="0"/>
+          <w:color w:val="888888"/>
+          <w:sz w:val="24"/>
+        </w:rPr>
+        <w:t>【C级·参考】</w:t>
+      </w:r>
+      <w:r>
+        <w:rPr>
+          <w:rFonts w:ascii="Times New Roman" w:hAnsi="Times New Roman" w:eastAsia="黑体"/>
+          <w:b w:val="0"/>
+          <w:color w:val="888888"/>
+          <w:sz w:val="24"/>
+        </w:rPr>
+        <w:t>蓝思科技：公司在AI眼镜领域已实现核心卡位</w:t>
+      </w:r>
+    </w:p>
+    <w:p>
+      <w:r>
+        <w:rPr>
+          <w:rFonts w:ascii="Times New Roman" w:hAnsi="Times New Roman" w:eastAsia="宋体"/>
+          <w:color w:val="888888"/>
+          <w:sz w:val="18"/>
+        </w:rPr>
+        <w:t>来源:Bing新闻 | 时间:08-25 13:14</w:t>
+      </w:r>
+    </w:p>
+    <w:p>
+      <w:r>
+        <w:rPr>
+          <w:rFonts w:ascii="Times New Roman" w:hAnsi="Times New Roman" w:eastAsia="宋体"/>
+          <w:sz w:val="18"/>
+        </w:rPr>
+        <w:t>链接:</w:t>
+      </w:r>
+      <w:hyperlink r:id="rId28">
+        <w:r>
+          <w:rPr>
+            <w:color w:val="0563C1"/>
+            <w:u w:val="single"/>
+          </w:rPr>
+          <w:t>蓝思科技：公司在AI眼镜领域已实现核心卡位</w:t>
+        </w:r>
+      </w:hyperlink>
+    </w:p>
+    <w:p>
+      <w:pPr>
+        <w:pStyle w:val="Heading3"/>
+      </w:pPr>
+      <w:r>
+        <w:rPr>
+          <w:rFonts w:ascii="Times New Roman" w:hAnsi="Times New Roman" w:eastAsia="黑体"/>
+          <w:b w:val="0"/>
+          <w:color w:val="888888"/>
+          <w:sz w:val="24"/>
+        </w:rPr>
+        <w:t>【C级·参考】</w:t>
+      </w:r>
+      <w:r>
+        <w:rPr>
+          <w:rFonts w:ascii="Times New Roman" w:hAnsi="Times New Roman" w:eastAsia="黑体"/>
+          <w:b w:val="0"/>
+          <w:color w:val="888888"/>
+          <w:sz w:val="24"/>
+        </w:rPr>
+        <w:t>退货率60% vs 融资300亿，AI眼镜到底卡在哪?</w:t>
+      </w:r>
+    </w:p>
+    <w:p>
+      <w:r>
+        <w:rPr>
+          <w:rFonts w:ascii="Times New Roman" w:hAnsi="Times New Roman" w:eastAsia="宋体"/>
+          <w:color w:val="888888"/>
+          <w:sz w:val="18"/>
+        </w:rPr>
+        <w:t>来源:Bing新闻 | 时间:08-25 11:00</w:t>
+      </w:r>
+    </w:p>
+    <w:p>
+      <w:r>
+        <w:rPr>
+          <w:rFonts w:ascii="Times New Roman" w:hAnsi="Times New Roman" w:eastAsia="宋体"/>
+          <w:sz w:val="18"/>
+        </w:rPr>
+        <w:t>链接:</w:t>
+      </w:r>
+      <w:hyperlink r:id="rId29">
+        <w:r>
+          <w:rPr>
+            <w:color w:val="0563C1"/>
+            <w:u w:val="single"/>
+          </w:rPr>
+          <w:t>退货率60% vs 融资300亿，AI眼镜到底卡在哪?</w:t>
+        </w:r>
+      </w:hyperlink>
+    </w:p>
+    <w:p>
+      <w:pPr>
+        <w:pStyle w:val="Heading3"/>
+      </w:pPr>
+      <w:r>
+        <w:rPr>
+          <w:rFonts w:ascii="Times New Roman" w:hAnsi="Times New Roman" w:eastAsia="黑体"/>
+          <w:b w:val="0"/>
+          <w:color w:val="888888"/>
+          <w:sz w:val="24"/>
+        </w:rPr>
+        <w:t>【C级·参考】</w:t>
+      </w:r>
+      <w:r>
+        <w:rPr>
+          <w:rFonts w:ascii="Times New Roman" w:hAnsi="Times New Roman" w:eastAsia="黑体"/>
+          <w:b w:val="0"/>
+          <w:color w:val="888888"/>
+          <w:sz w:val="24"/>
+        </w:rPr>
+        <w:t>走出米哈游鹰角大佬，对话刘博：AI 时代，上海交大如何培养游戏人才？</w:t>
+      </w:r>
+    </w:p>
+    <w:p>
+      <w:r>
+        <w:rPr>
+          <w:rFonts w:ascii="Times New Roman" w:hAnsi="Times New Roman" w:eastAsia="宋体"/>
+          <w:color w:val="888888"/>
+          <w:sz w:val="18"/>
+        </w:rPr>
+        <w:t>来源:GameLook | 时间:08-25 09:54</w:t>
+      </w:r>
+    </w:p>
+    <w:p>
+      <w:r>
+        <w:rPr>
+          <w:rFonts w:ascii="Times New Roman" w:hAnsi="Times New Roman" w:eastAsia="宋体"/>
+          <w:sz w:val="18"/>
+        </w:rPr>
+        <w:t>链接:</w:t>
+      </w:r>
+      <w:hyperlink r:id="rId30">
+        <w:r>
+          <w:rPr>
+            <w:color w:val="0563C1"/>
+            <w:u w:val="single"/>
+          </w:rPr>
+          <w:t>走出米哈游鹰角大佬，对话刘博：AI 时代，上海交大如何培养游戏人才？</w:t>
         </w:r>
       </w:hyperlink>
     </w:p>
@@ -845,157 +1202,9 @@
       </w:r>
     </w:p>
     <w:p>
-      <w:pPr>
-        <w:pStyle w:val="Heading3"/>
-      </w:pPr>
       <w:r>
-        <w:rPr>
-          <w:rFonts w:ascii="Times New Roman" w:hAnsi="Times New Roman" w:eastAsia="黑体"/>
-          <w:b w:val="0"/>
-          <w:color w:val="888888"/>
-          <w:sz w:val="24"/>
-        </w:rPr>
-        <w:t>【C级·参考】</w:t>
+        <w:t>本线口暂无重要更新</w:t>
       </w:r>
-      <w:r>
-        <w:rPr>
-          <w:rFonts w:ascii="Times New Roman" w:hAnsi="Times New Roman" w:eastAsia="黑体"/>
-          <w:b w:val="0"/>
-          <w:color w:val="888888"/>
-          <w:sz w:val="24"/>
-        </w:rPr>
-        <w:t>小米 YU7 GT 创纪录后，梅赛德斯-AMG 也来纽北测自动驾驶</w:t>
-      </w:r>
-    </w:p>
-    <w:p>
-      <w:r>
-        <w:rPr>
-          <w:rFonts w:ascii="Times New Roman" w:hAnsi="Times New Roman" w:eastAsia="宋体"/>
-          <w:color w:val="888888"/>
-          <w:sz w:val="18"/>
-        </w:rPr>
-        <w:t>来源:IT之家 | 时间:08-26 10:44</w:t>
-      </w:r>
-    </w:p>
-    <w:p>
-      <w:r>
-        <w:rPr>
-          <w:rFonts w:ascii="Times New Roman" w:hAnsi="Times New Roman" w:eastAsia="宋体"/>
-          <w:sz w:val="18"/>
-        </w:rPr>
-        <w:t>链接:</w:t>
-      </w:r>
-      <w:hyperlink r:id="rId24">
-        <w:r>
-          <w:rPr>
-            <w:color w:val="0563C1"/>
-            <w:u w:val="single"/>
-          </w:rPr>
-          <w:t>小米 YU7 GT 创纪录后，梅赛德斯-AMG 也来纽北测自动驾驶</w:t>
-        </w:r>
-      </w:hyperlink>
-    </w:p>
-    <w:p>
-      <w:pPr>
-        <w:pStyle w:val="Heading3"/>
-      </w:pPr>
-      <w:r>
-        <w:rPr>
-          <w:rFonts w:ascii="Times New Roman" w:hAnsi="Times New Roman" w:eastAsia="黑体"/>
-          <w:b w:val="0"/>
-          <w:color w:val="888888"/>
-          <w:sz w:val="24"/>
-        </w:rPr>
-        <w:t>【C级·参考】</w:t>
-      </w:r>
-      <w:r>
-        <w:rPr>
-          <w:rFonts w:ascii="Times New Roman" w:hAnsi="Times New Roman" w:eastAsia="黑体"/>
-          <w:b w:val="0"/>
-          <w:color w:val="888888"/>
-          <w:sz w:val="24"/>
-        </w:rPr>
-        <w:t>Waymo 计划在德国慕尼黑推出无人驾驶出租车服务，预计 2027 年底前向公众开放</w:t>
-      </w:r>
-    </w:p>
-    <w:p>
-      <w:r>
-        <w:rPr>
-          <w:rFonts w:ascii="Times New Roman" w:hAnsi="Times New Roman" w:eastAsia="宋体"/>
-          <w:color w:val="888888"/>
-          <w:sz w:val="18"/>
-        </w:rPr>
-        <w:t>来源:IT之家 | 时间:08-26 10:22</w:t>
-      </w:r>
-    </w:p>
-    <w:p>
-      <w:r>
-        <w:rPr>
-          <w:rFonts w:ascii="Times New Roman" w:hAnsi="Times New Roman" w:eastAsia="宋体"/>
-          <w:sz w:val="18"/>
-        </w:rPr>
-        <w:t>链接:</w:t>
-      </w:r>
-      <w:hyperlink r:id="rId25">
-        <w:r>
-          <w:rPr>
-            <w:color w:val="0563C1"/>
-            <w:u w:val="single"/>
-          </w:rPr>
-          <w:t>Waymo 计划在德国慕尼黑推出无人驾驶出租车服务，预计 2027 年底前向公众开放</w:t>
-        </w:r>
-      </w:hyperlink>
-    </w:p>
-    <w:p>
-      <w:pPr>
-        <w:pStyle w:val="Heading3"/>
-      </w:pPr>
-      <w:r>
-        <w:rPr>
-          <w:rFonts w:ascii="Times New Roman" w:hAnsi="Times New Roman" w:eastAsia="黑体"/>
-          <w:b w:val="0"/>
-          <w:color w:val="888888"/>
-          <w:sz w:val="24"/>
-        </w:rPr>
-        <w:t>【C级·参考】</w:t>
-      </w:r>
-      <w:r>
-        <w:rPr>
-          <w:rFonts w:ascii="Times New Roman" w:hAnsi="Times New Roman" w:eastAsia="黑体"/>
-          <w:b w:val="0"/>
-          <w:color w:val="888888"/>
-          <w:sz w:val="24"/>
-        </w:rPr>
-        <w:t>男子醉酒后开智驾在超车道停车睡着，被判拘役 1 个月处罚金 2000 元</w:t>
-      </w:r>
-    </w:p>
-    <w:p>
-      <w:r>
-        <w:rPr>
-          <w:rFonts w:ascii="Times New Roman" w:hAnsi="Times New Roman" w:eastAsia="宋体"/>
-          <w:color w:val="888888"/>
-          <w:sz w:val="18"/>
-        </w:rPr>
-        <w:t>来源:IT之家 | 时间:08-26 08:37</w:t>
-      </w:r>
-    </w:p>
-    <w:p>
-      <w:r>
-        <w:rPr>
-          <w:rFonts w:ascii="Times New Roman" w:hAnsi="Times New Roman" w:eastAsia="宋体"/>
-          <w:sz w:val="18"/>
-        </w:rPr>
-        <w:t>链接:</w:t>
-      </w:r>
-      <w:hyperlink r:id="rId26">
-        <w:r>
-          <w:rPr>
-            <w:color w:val="0563C1"/>
-            <w:u w:val="single"/>
-          </w:rPr>
-          <w:t>男子醉酒后开智驾在超车道停车睡着，被判拘役 1 个月处罚金 2000 元</w:t>
-        </w:r>
-      </w:hyperlink>
     </w:p>
     <w:p>
       <w:pPr>
@@ -1046,7 +1255,7 @@
           <w:color w:val="888888"/>
           <w:sz w:val="24"/>
         </w:rPr>
-        <w:t>《GTA 6》游戏泄露视频再曝，玩家可购买耳机 / 手机壳等</w:t>
+        <w:t>腾讯《怪物猎人：旅人》原创古龙“光稜龙”首度公开：卡普空授权，游戏预计年内上线</w:t>
       </w:r>
     </w:p>
     <w:p>
@@ -1056,7 +1265,7 @@
           <w:color w:val="888888"/>
           <w:sz w:val="18"/>
         </w:rPr>
-        <w:t>来源:IT之家 | 时间:08-26 11:59</w:t>
+        <w:t>来源:IT之家 | 时间:08-26 17:07</w:t>
       </w:r>
     </w:p>
     <w:p>
@@ -1067,13 +1276,13 @@
         </w:rPr>
         <w:t>链接:</w:t>
       </w:r>
-      <w:hyperlink r:id="rId27">
+      <w:hyperlink r:id="rId31">
         <w:r>
           <w:rPr>
             <w:color w:val="0563C1"/>
             <w:u w:val="single"/>
           </w:rPr>
-          <w:t>《GTA 6》游戏泄露视频再曝，玩家可购买耳机 / 手机壳等</w:t>
+          <w:t>腾讯《怪物猎人：旅人》原创古龙“光稜龙”首度公开：卡普空授权，游戏预计年内上线</w:t>
         </w:r>
       </w:hyperlink>
     </w:p>
@@ -1097,7 +1306,7 @@
           <w:color w:val="888888"/>
           <w:sz w:val="24"/>
         </w:rPr>
-        <w:t>上海高院通报《崩坏：星穹铁道》游戏新版本遭未成年人“解包泄密”，米哈游获赔 100 万元</w:t>
+        <w:t>微星 Katana 15 HX C14 游戏本上市：至高 14900HX + 5070，170W 性能释放</w:t>
       </w:r>
     </w:p>
     <w:p>
@@ -1107,7 +1316,7 @@
           <w:color w:val="888888"/>
           <w:sz w:val="18"/>
         </w:rPr>
-        <w:t>来源:IT之家 | 时间:08-26 11:58</w:t>
+        <w:t>来源:IT之家 | 时间:08-26 16:59</w:t>
       </w:r>
     </w:p>
     <w:p>
@@ -1118,13 +1327,13 @@
         </w:rPr>
         <w:t>链接:</w:t>
       </w:r>
-      <w:hyperlink r:id="rId28">
+      <w:hyperlink r:id="rId32">
         <w:r>
           <w:rPr>
             <w:color w:val="0563C1"/>
             <w:u w:val="single"/>
           </w:rPr>
-          <w:t>上海高院通报《崩坏：星穹铁道》游戏新版本遭未成年人“解包泄密”，米哈游获赔 100 万元</w:t>
+          <w:t>微星 Katana 15 HX C14 游戏本上市：至高 14900HX + 5070，170W 性能释放</w:t>
         </w:r>
       </w:hyperlink>
     </w:p>
@@ -1148,7 +1357,7 @@
           <w:color w:val="888888"/>
           <w:sz w:val="24"/>
         </w:rPr>
-        <w:t>米哈游《星布谷地》“连接测试”9 月 20 日开启，PC / iOS / 安卓端配置要求公布</w:t>
+        <w:t>腾讯《洛克王国：世界》国际服定档 10 月 27 日首测，登陆 PS5、Xbox、PC 及移动平台</w:t>
       </w:r>
     </w:p>
     <w:p>
@@ -1158,7 +1367,7 @@
           <w:color w:val="888888"/>
           <w:sz w:val="18"/>
         </w:rPr>
-        <w:t>来源:IT之家 | 时间:08-26 11:31</w:t>
+        <w:t>来源:IT之家 | 时间:08-26 15:07</w:t>
       </w:r>
     </w:p>
     <w:p>
@@ -1169,13 +1378,13 @@
         </w:rPr>
         <w:t>链接:</w:t>
       </w:r>
-      <w:hyperlink r:id="rId29">
+      <w:hyperlink r:id="rId33">
         <w:r>
           <w:rPr>
             <w:color w:val="0563C1"/>
             <w:u w:val="single"/>
           </w:rPr>
-          <w:t>米哈游《星布谷地》“连接测试”9 月 20 日开启，PC / iOS / 安卓端配置要求公布</w:t>
+          <w:t>腾讯《洛克王国：世界》国际服定档 10 月 27 日首测，登陆 PS5、Xbox、PC 及移动平台</w:t>
         </w:r>
       </w:hyperlink>
     </w:p>
@@ -1220,115 +1429,13 @@
         </w:rPr>
         <w:t>链接:</w:t>
       </w:r>
-      <w:hyperlink r:id="rId30">
+      <w:hyperlink r:id="rId34">
         <w:r>
           <w:rPr>
             <w:color w:val="0563C1"/>
             <w:u w:val="single"/>
           </w:rPr>
           <w:t>“一年看3000款、签6款”，对话独游发行大佬：千万不要以暴富心态做游戏</w:t>
-        </w:r>
-      </w:hyperlink>
-    </w:p>
-    <w:p>
-      <w:pPr>
-        <w:pStyle w:val="Heading3"/>
-      </w:pPr>
-      <w:r>
-        <w:rPr>
-          <w:rFonts w:ascii="Times New Roman" w:hAnsi="Times New Roman" w:eastAsia="黑体"/>
-          <w:b w:val="0"/>
-          <w:color w:val="888888"/>
-          <w:sz w:val="24"/>
-        </w:rPr>
-        <w:t>【C级·参考】</w:t>
-      </w:r>
-      <w:r>
-        <w:rPr>
-          <w:rFonts w:ascii="Times New Roman" w:hAnsi="Times New Roman" w:eastAsia="黑体"/>
-          <w:b w:val="0"/>
-          <w:color w:val="888888"/>
-          <w:sz w:val="24"/>
-        </w:rPr>
-        <w:t>核显“入门游戏本”：联想发布 LOQ Essential 15IPH11</w:t>
-      </w:r>
-    </w:p>
-    <w:p>
-      <w:r>
-        <w:rPr>
-          <w:rFonts w:ascii="Times New Roman" w:hAnsi="Times New Roman" w:eastAsia="宋体"/>
-          <w:color w:val="888888"/>
-          <w:sz w:val="18"/>
-        </w:rPr>
-        <w:t>来源:IT之家 | 时间:08-26 10:29</w:t>
-      </w:r>
-    </w:p>
-    <w:p>
-      <w:r>
-        <w:rPr>
-          <w:rFonts w:ascii="Times New Roman" w:hAnsi="Times New Roman" w:eastAsia="宋体"/>
-          <w:sz w:val="18"/>
-        </w:rPr>
-        <w:t>链接:</w:t>
-      </w:r>
-      <w:hyperlink r:id="rId31">
-        <w:r>
-          <w:rPr>
-            <w:color w:val="0563C1"/>
-            <w:u w:val="single"/>
-          </w:rPr>
-          <w:t>核显“入门游戏本”：联想发布 LOQ Essential 15IPH11</w:t>
-        </w:r>
-      </w:hyperlink>
-    </w:p>
-    <w:p>
-      <w:pPr>
-        <w:pStyle w:val="Heading3"/>
-      </w:pPr>
-      <w:r>
-        <w:rPr>
-          <w:rFonts w:ascii="Times New Roman" w:hAnsi="Times New Roman" w:eastAsia="黑体"/>
-          <w:b w:val="0"/>
-          <w:color w:val="888888"/>
-          <w:sz w:val="24"/>
-        </w:rPr>
-        <w:t>【C级·参考】</w:t>
-      </w:r>
-      <w:r>
-        <w:rPr>
-          <w:rFonts w:ascii="Times New Roman" w:hAnsi="Times New Roman" w:eastAsia="黑体"/>
-          <w:b w:val="0"/>
-          <w:color w:val="888888"/>
-          <w:sz w:val="24"/>
-        </w:rPr>
-        <w:t>万物皆可 Doom：开发者在 GPT-5.6 Sol 定制 CPU 上运行《毁灭战士》游戏</w:t>
-      </w:r>
-    </w:p>
-    <w:p>
-      <w:r>
-        <w:rPr>
-          <w:rFonts w:ascii="Times New Roman" w:hAnsi="Times New Roman" w:eastAsia="宋体"/>
-          <w:color w:val="888888"/>
-          <w:sz w:val="18"/>
-        </w:rPr>
-        <w:t>来源:IT之家 | 时间:08-26 10:21</w:t>
-      </w:r>
-    </w:p>
-    <w:p>
-      <w:r>
-        <w:rPr>
-          <w:rFonts w:ascii="Times New Roman" w:hAnsi="Times New Roman" w:eastAsia="宋体"/>
-          <w:sz w:val="18"/>
-        </w:rPr>
-        <w:t>链接:</w:t>
-      </w:r>
-      <w:hyperlink r:id="rId32">
-        <w:r>
-          <w:rPr>
-            <w:color w:val="0563C1"/>
-            <w:u w:val="single"/>
-          </w:rPr>
-          <w:t>万物皆可 Doom：开发者在 GPT-5.6 Sol 定制 CPU 上运行《毁灭战士》游戏</w:t>
         </w:r>
       </w:hyperlink>
     </w:p>
@@ -1373,115 +1480,13 @@
         </w:rPr>
         <w:t>链接:</w:t>
       </w:r>
-      <w:hyperlink r:id="rId33">
+      <w:hyperlink r:id="rId35">
         <w:r>
           <w:rPr>
             <w:color w:val="0563C1"/>
             <w:u w:val="single"/>
           </w:rPr>
           <w:t>超50家中国厂商集结科隆！中国游戏包揽最佳手游提名、入围多项大奖</w:t>
-        </w:r>
-      </w:hyperlink>
-    </w:p>
-    <w:p>
-      <w:pPr>
-        <w:pStyle w:val="Heading3"/>
-      </w:pPr>
-      <w:r>
-        <w:rPr>
-          <w:rFonts w:ascii="Times New Roman" w:hAnsi="Times New Roman" w:eastAsia="黑体"/>
-          <w:b w:val="0"/>
-          <w:color w:val="888888"/>
-          <w:sz w:val="24"/>
-        </w:rPr>
-        <w:t>【C级·参考】</w:t>
-      </w:r>
-      <w:r>
-        <w:rPr>
-          <w:rFonts w:ascii="Times New Roman" w:hAnsi="Times New Roman" w:eastAsia="黑体"/>
-          <w:b w:val="0"/>
-          <w:color w:val="888888"/>
-          <w:sz w:val="24"/>
-        </w:rPr>
-        <w:t>游戏性能约 5~12% 提升：Resizable BAR 选项将进入英伟达 NVIDIA App</w:t>
-      </w:r>
-    </w:p>
-    <w:p>
-      <w:r>
-        <w:rPr>
-          <w:rFonts w:ascii="Times New Roman" w:hAnsi="Times New Roman" w:eastAsia="宋体"/>
-          <w:color w:val="888888"/>
-          <w:sz w:val="18"/>
-        </w:rPr>
-        <w:t>来源:IT之家 | 时间:08-26 10:11</w:t>
-      </w:r>
-    </w:p>
-    <w:p>
-      <w:r>
-        <w:rPr>
-          <w:rFonts w:ascii="Times New Roman" w:hAnsi="Times New Roman" w:eastAsia="宋体"/>
-          <w:sz w:val="18"/>
-        </w:rPr>
-        <w:t>链接:</w:t>
-      </w:r>
-      <w:hyperlink r:id="rId34">
-        <w:r>
-          <w:rPr>
-            <w:color w:val="0563C1"/>
-            <w:u w:val="single"/>
-          </w:rPr>
-          <w:t>游戏性能约 5~12% 提升：Resizable BAR 选项将进入英伟达 NVIDIA App</w:t>
-        </w:r>
-      </w:hyperlink>
-    </w:p>
-    <w:p>
-      <w:pPr>
-        <w:pStyle w:val="Heading3"/>
-      </w:pPr>
-      <w:r>
-        <w:rPr>
-          <w:rFonts w:ascii="Times New Roman" w:hAnsi="Times New Roman" w:eastAsia="黑体"/>
-          <w:b w:val="0"/>
-          <w:color w:val="888888"/>
-          <w:sz w:val="24"/>
-        </w:rPr>
-        <w:t>【C级·参考】</w:t>
-      </w:r>
-      <w:r>
-        <w:rPr>
-          <w:rFonts w:ascii="Times New Roman" w:hAnsi="Times New Roman" w:eastAsia="黑体"/>
-          <w:b w:val="0"/>
-          <w:color w:val="888888"/>
-          <w:sz w:val="24"/>
-        </w:rPr>
-        <w:t>AOC 推出全球首款 5K G‑SYNC Pulsar 电竞显示器 AGP327KG</w:t>
-      </w:r>
-    </w:p>
-    <w:p>
-      <w:r>
-        <w:rPr>
-          <w:rFonts w:ascii="Times New Roman" w:hAnsi="Times New Roman" w:eastAsia="宋体"/>
-          <w:color w:val="888888"/>
-          <w:sz w:val="18"/>
-        </w:rPr>
-        <w:t>来源:IT之家 | 时间:08-26 10:11</w:t>
-      </w:r>
-    </w:p>
-    <w:p>
-      <w:r>
-        <w:rPr>
-          <w:rFonts w:ascii="Times New Roman" w:hAnsi="Times New Roman" w:eastAsia="宋体"/>
-          <w:sz w:val="18"/>
-        </w:rPr>
-        <w:t>链接:</w:t>
-      </w:r>
-      <w:hyperlink r:id="rId35">
-        <w:r>
-          <w:rPr>
-            <w:color w:val="0563C1"/>
-            <w:u w:val="single"/>
-          </w:rPr>
-          <w:t>AOC 推出全球首款 5K G‑SYNC Pulsar 电竞显示器 AGP327KG</w:t>
         </w:r>
       </w:hyperlink>
     </w:p>
@@ -1556,7 +1561,7 @@
           <w:color w:val="888888"/>
           <w:sz w:val="24"/>
         </w:rPr>
-        <w:t>《模拟火车世界 7》开启预购：Steam 国区 153 元起，游戏 9 月 16 日发售</w:t>
+        <w:t>微信小游戏又来大招！IAP首发新游最高可获170%综合分成</w:t>
       </w:r>
     </w:p>
     <w:p>
@@ -1566,7 +1571,7 @@
           <w:color w:val="888888"/>
           <w:sz w:val="18"/>
         </w:rPr>
-        <w:t>来源:IT之家 | 时间:08-26 08:09</w:t>
+        <w:t>来源:GameLook | 时间:08-25 09:40</w:t>
       </w:r>
     </w:p>
     <w:p>
@@ -1583,7 +1588,7 @@
             <w:color w:val="0563C1"/>
             <w:u w:val="single"/>
           </w:rPr>
-          <w:t>《模拟火车世界 7》开启预购：Steam 国区 153 元起，游戏 9 月 16 日发售</w:t>
+          <w:t>微信小游戏又来大招！IAP首发新游最高可获170%综合分成</w:t>
         </w:r>
       </w:hyperlink>
     </w:p>
@@ -1607,7 +1612,7 @@
           <w:color w:val="888888"/>
           <w:sz w:val="24"/>
         </w:rPr>
-        <w:t>微信曝光“代玩游戏”虚假招聘骗局，实为黑灰产转移资金渠道</w:t>
+        <w:t>腾讯套现18.2亿元！出售韩国游戏大厂Netmarble 13.41%股权，韩国董事长接盘</w:t>
       </w:r>
     </w:p>
     <w:p>
@@ -1617,7 +1622,7 @@
           <w:color w:val="888888"/>
           <w:sz w:val="18"/>
         </w:rPr>
-        <w:t>来源:IT之家 | 时间:08-26 08:03</w:t>
+        <w:t>来源:GameLook | 时间:08-25 09:23</w:t>
       </w:r>
     </w:p>
     <w:p>
@@ -1634,7 +1639,7 @@
             <w:color w:val="0563C1"/>
             <w:u w:val="single"/>
           </w:rPr>
-          <w:t>微信曝光“代玩游戏”虚假招聘骗局，实为黑灰产转移资金渠道</w:t>
+          <w:t>腾讯套现18.2亿元！出售韩国游戏大厂Netmarble 13.41%股权，韩国董事长接盘</w:t>
         </w:r>
       </w:hyperlink>
     </w:p>
@@ -1681,7 +1686,7 @@
           <w:rFonts w:ascii="Times New Roman" w:hAnsi="Times New Roman" w:eastAsia="宋体"/>
           <w:sz w:val="18"/>
         </w:rPr>
-        <w:t>IT之家(60)、GameLook(12)、HackerNews(3)、Bing新闻(7)</w:t>
+        <w:t>IT之家(60)、GameLook(14)、HackerNews(5)、Bing新闻(9)</w:t>
       </w:r>
     </w:p>
     <w:p>

--- a/briefings/线口监测午报-2026-08-26.docx
+++ b/briefings/线口监测午报-2026-08-26.docx
@@ -22,7 +22,7 @@
           <w:color w:val="888888"/>
           <w:sz w:val="18"/>
         </w:rPr>
-        <w:t>监测窗口:近48小时 | 生成时间:2026-08-26 17:24</w:t>
+        <w:t>监测窗口:近48小时 | 生成时间:2026-08-26 18:06</w:t>
       </w:r>
     </w:p>
     <w:p>
@@ -70,6 +70,57 @@
           <w:color w:val="888888"/>
           <w:sz w:val="24"/>
         </w:rPr>
+        <w:t>华尔街高度关注英伟达第二财季业绩，盼其能继续引领 AI 板块</w:t>
+      </w:r>
+    </w:p>
+    <w:p>
+      <w:r>
+        <w:rPr>
+          <w:rFonts w:ascii="Times New Roman" w:hAnsi="Times New Roman" w:eastAsia="宋体"/>
+          <w:color w:val="888888"/>
+          <w:sz w:val="18"/>
+        </w:rPr>
+        <w:t>来源:IT之家 | 时间:08-26 17:34</w:t>
+      </w:r>
+    </w:p>
+    <w:p>
+      <w:r>
+        <w:rPr>
+          <w:rFonts w:ascii="Times New Roman" w:hAnsi="Times New Roman" w:eastAsia="宋体"/>
+          <w:sz w:val="18"/>
+        </w:rPr>
+        <w:t>链接:</w:t>
+      </w:r>
+      <w:hyperlink r:id="rId9">
+        <w:r>
+          <w:rPr>
+            <w:color w:val="0563C1"/>
+            <w:u w:val="single"/>
+          </w:rPr>
+          <w:t>华尔街高度关注英伟达第二财季业绩，盼其能继续引领 AI 板块</w:t>
+        </w:r>
+      </w:hyperlink>
+    </w:p>
+    <w:p>
+      <w:pPr>
+        <w:pStyle w:val="Heading3"/>
+      </w:pPr>
+      <w:r>
+        <w:rPr>
+          <w:rFonts w:ascii="Times New Roman" w:hAnsi="Times New Roman" w:eastAsia="黑体"/>
+          <w:b w:val="0"/>
+          <w:color w:val="888888"/>
+          <w:sz w:val="24"/>
+        </w:rPr>
+        <w:t>【C级·参考】</w:t>
+      </w:r>
+      <w:r>
+        <w:rPr>
+          <w:rFonts w:ascii="Times New Roman" w:hAnsi="Times New Roman" w:eastAsia="黑体"/>
+          <w:b w:val="0"/>
+          <w:color w:val="888888"/>
+          <w:sz w:val="24"/>
+        </w:rPr>
         <w:t>华为投标埃及政府 AI 数据中心项目：拟出口至少 1408 颗昇腾 950 芯片并提议 12 个月完成基建</w:t>
       </w:r>
     </w:p>
@@ -91,7 +142,7 @@
         </w:rPr>
         <w:t>链接:</w:t>
       </w:r>
-      <w:hyperlink r:id="rId9">
+      <w:hyperlink r:id="rId10">
         <w:r>
           <w:rPr>
             <w:color w:val="0563C1"/>
@@ -142,7 +193,7 @@
         </w:rPr>
         <w:t>链接:</w:t>
       </w:r>
-      <w:hyperlink r:id="rId10">
+      <w:hyperlink r:id="rId11">
         <w:r>
           <w:rPr>
             <w:color w:val="0563C1"/>
@@ -193,7 +244,7 @@
         </w:rPr>
         <w:t>链接:</w:t>
       </w:r>
-      <w:hyperlink r:id="rId11">
+      <w:hyperlink r:id="rId12">
         <w:r>
           <w:rPr>
             <w:color w:val="0563C1"/>
@@ -244,7 +295,7 @@
         </w:rPr>
         <w:t>链接:</w:t>
       </w:r>
-      <w:hyperlink r:id="rId12">
+      <w:hyperlink r:id="rId13">
         <w:r>
           <w:rPr>
             <w:color w:val="0563C1"/>
@@ -295,7 +346,7 @@
         </w:rPr>
         <w:t>链接:</w:t>
       </w:r>
-      <w:hyperlink r:id="rId13">
+      <w:hyperlink r:id="rId14">
         <w:r>
           <w:rPr>
             <w:color w:val="0563C1"/>
@@ -346,7 +397,7 @@
         </w:rPr>
         <w:t>链接:</w:t>
       </w:r>
-      <w:hyperlink r:id="rId14">
+      <w:hyperlink r:id="rId15">
         <w:r>
           <w:rPr>
             <w:color w:val="0563C1"/>
@@ -397,7 +448,7 @@
         </w:rPr>
         <w:t>链接:</w:t>
       </w:r>
-      <w:hyperlink r:id="rId15">
+      <w:hyperlink r:id="rId16">
         <w:r>
           <w:rPr>
             <w:color w:val="0563C1"/>
@@ -448,115 +499,13 @@
         </w:rPr>
         <w:t>链接:</w:t>
       </w:r>
-      <w:hyperlink r:id="rId16">
+      <w:hyperlink r:id="rId17">
         <w:r>
           <w:rPr>
             <w:color w:val="0563C1"/>
             <w:u w:val="single"/>
           </w:rPr>
           <w:t>九成美企高管称过去三年 AI 未影响公司就业情况，且“完全未影响”生产力</w:t>
-        </w:r>
-      </w:hyperlink>
-    </w:p>
-    <w:p>
-      <w:pPr>
-        <w:pStyle w:val="Heading3"/>
-      </w:pPr>
-      <w:r>
-        <w:rPr>
-          <w:rFonts w:ascii="Times New Roman" w:hAnsi="Times New Roman" w:eastAsia="黑体"/>
-          <w:b w:val="0"/>
-          <w:color w:val="888888"/>
-          <w:sz w:val="24"/>
-        </w:rPr>
-        <w:t>【C级·参考】</w:t>
-      </w:r>
-      <w:r>
-        <w:rPr>
-          <w:rFonts w:ascii="Times New Roman" w:hAnsi="Times New Roman" w:eastAsia="黑体"/>
-          <w:b w:val="0"/>
-          <w:color w:val="888888"/>
-          <w:sz w:val="24"/>
-        </w:rPr>
-        <w:t>Artificial Analysis 公布苹果 iPhone 17 Pro 跑 8GB 以内本地 AI 性能排名</w:t>
-      </w:r>
-    </w:p>
-    <w:p>
-      <w:r>
-        <w:rPr>
-          <w:rFonts w:ascii="Times New Roman" w:hAnsi="Times New Roman" w:eastAsia="宋体"/>
-          <w:color w:val="888888"/>
-          <w:sz w:val="18"/>
-        </w:rPr>
-        <w:t>来源:IT之家 | 时间:08-26 15:12</w:t>
-      </w:r>
-    </w:p>
-    <w:p>
-      <w:r>
-        <w:rPr>
-          <w:rFonts w:ascii="Times New Roman" w:hAnsi="Times New Roman" w:eastAsia="宋体"/>
-          <w:sz w:val="18"/>
-        </w:rPr>
-        <w:t>链接:</w:t>
-      </w:r>
-      <w:hyperlink r:id="rId17">
-        <w:r>
-          <w:rPr>
-            <w:color w:val="0563C1"/>
-            <w:u w:val="single"/>
-          </w:rPr>
-          <w:t>Artificial Analysis 公布苹果 iPhone 17 Pro 跑 8GB 以内本地 AI 性能排名</w:t>
-        </w:r>
-      </w:hyperlink>
-    </w:p>
-    <w:p>
-      <w:pPr>
-        <w:pStyle w:val="Heading3"/>
-      </w:pPr>
-      <w:r>
-        <w:rPr>
-          <w:rFonts w:ascii="Times New Roman" w:hAnsi="Times New Roman" w:eastAsia="黑体"/>
-          <w:b w:val="0"/>
-          <w:color w:val="888888"/>
-          <w:sz w:val="24"/>
-        </w:rPr>
-        <w:t>【C级·参考】</w:t>
-      </w:r>
-      <w:r>
-        <w:rPr>
-          <w:rFonts w:ascii="Times New Roman" w:hAnsi="Times New Roman" w:eastAsia="黑体"/>
-          <w:b w:val="0"/>
-          <w:color w:val="888888"/>
-          <w:sz w:val="24"/>
-        </w:rPr>
-        <w:t>海盗船推出 iCUE LINK TITAN II 系列处理器 AIO 液冷，水泵风扇双升级</w:t>
-      </w:r>
-    </w:p>
-    <w:p>
-      <w:r>
-        <w:rPr>
-          <w:rFonts w:ascii="Times New Roman" w:hAnsi="Times New Roman" w:eastAsia="宋体"/>
-          <w:color w:val="888888"/>
-          <w:sz w:val="18"/>
-        </w:rPr>
-        <w:t>来源:IT之家 | 时间:08-26 14:50</w:t>
-      </w:r>
-    </w:p>
-    <w:p>
-      <w:r>
-        <w:rPr>
-          <w:rFonts w:ascii="Times New Roman" w:hAnsi="Times New Roman" w:eastAsia="宋体"/>
-          <w:sz w:val="18"/>
-        </w:rPr>
-        <w:t>链接:</w:t>
-      </w:r>
-      <w:hyperlink r:id="rId18">
-        <w:r>
-          <w:rPr>
-            <w:color w:val="0563C1"/>
-            <w:u w:val="single"/>
-          </w:rPr>
-          <w:t>海盗船推出 iCUE LINK TITAN II 系列处理器 AIO 液冷，水泵风扇双升级</w:t>
         </w:r>
       </w:hyperlink>
     </w:p>
@@ -601,7 +550,7 @@
         </w:rPr>
         <w:t>链接:</w:t>
       </w:r>
-      <w:hyperlink r:id="rId19">
+      <w:hyperlink r:id="rId18">
         <w:r>
           <w:rPr>
             <w:color w:val="0563C1"/>
@@ -652,7 +601,7 @@
         </w:rPr>
         <w:t>链接:</w:t>
       </w:r>
-      <w:hyperlink r:id="rId20">
+      <w:hyperlink r:id="rId19">
         <w:r>
           <w:rPr>
             <w:color w:val="0563C1"/>
@@ -703,7 +652,7 @@
         </w:rPr>
         <w:t>链接:</w:t>
       </w:r>
-      <w:hyperlink r:id="rId21">
+      <w:hyperlink r:id="rId20">
         <w:r>
           <w:rPr>
             <w:color w:val="0563C1"/>
@@ -754,7 +703,7 @@
         </w:rPr>
         <w:t>链接:</w:t>
       </w:r>
-      <w:hyperlink r:id="rId22">
+      <w:hyperlink r:id="rId21">
         <w:r>
           <w:rPr>
             <w:color w:val="0563C1"/>
@@ -805,64 +754,13 @@
         </w:rPr>
         <w:t>链接:</w:t>
       </w:r>
-      <w:hyperlink r:id="rId23">
+      <w:hyperlink r:id="rId22">
         <w:r>
           <w:rPr>
             <w:color w:val="0563C1"/>
             <w:u w:val="single"/>
           </w:rPr>
           <w:t>AI记忆成智能眼镜竞赛新赛点：从“功能外挂”迈向“第二大脑”</w:t>
-        </w:r>
-      </w:hyperlink>
-    </w:p>
-    <w:p>
-      <w:pPr>
-        <w:pStyle w:val="Heading3"/>
-      </w:pPr>
-      <w:r>
-        <w:rPr>
-          <w:rFonts w:ascii="Times New Roman" w:hAnsi="Times New Roman" w:eastAsia="黑体"/>
-          <w:b w:val="0"/>
-          <w:color w:val="888888"/>
-          <w:sz w:val="24"/>
-        </w:rPr>
-        <w:t>【C级·参考】</w:t>
-      </w:r>
-      <w:r>
-        <w:rPr>
-          <w:rFonts w:ascii="Times New Roman" w:hAnsi="Times New Roman" w:eastAsia="黑体"/>
-          <w:b w:val="0"/>
-          <w:color w:val="888888"/>
-          <w:sz w:val="24"/>
-        </w:rPr>
-        <w:t>Show HN: I made a Raspberry with Qwen my local car AI</w:t>
-      </w:r>
-    </w:p>
-    <w:p>
-      <w:r>
-        <w:rPr>
-          <w:rFonts w:ascii="Times New Roman" w:hAnsi="Times New Roman" w:eastAsia="宋体"/>
-          <w:color w:val="888888"/>
-          <w:sz w:val="18"/>
-        </w:rPr>
-        <w:t>来源:Hacker News | 时间:08-25 23:20</w:t>
-      </w:r>
-    </w:p>
-    <w:p>
-      <w:r>
-        <w:rPr>
-          <w:rFonts w:ascii="Times New Roman" w:hAnsi="Times New Roman" w:eastAsia="宋体"/>
-          <w:sz w:val="18"/>
-        </w:rPr>
-        <w:t>链接:</w:t>
-      </w:r>
-      <w:hyperlink r:id="rId24">
-        <w:r>
-          <w:rPr>
-            <w:color w:val="0563C1"/>
-            <w:u w:val="single"/>
-          </w:rPr>
-          <w:t>Show HN: I made a Raspberry with Qwen my local car AI</w:t>
         </w:r>
       </w:hyperlink>
     </w:p>
@@ -907,7 +805,7 @@
         </w:rPr>
         <w:t>链接:</w:t>
       </w:r>
-      <w:hyperlink r:id="rId25">
+      <w:hyperlink r:id="rId23">
         <w:r>
           <w:rPr>
             <w:color w:val="0563C1"/>
@@ -958,7 +856,7 @@
         </w:rPr>
         <w:t>链接:</w:t>
       </w:r>
-      <w:hyperlink r:id="rId26">
+      <w:hyperlink r:id="rId24">
         <w:r>
           <w:rPr>
             <w:color w:val="0563C1"/>
@@ -1009,7 +907,7 @@
         </w:rPr>
         <w:t>链接:</w:t>
       </w:r>
-      <w:hyperlink r:id="rId27">
+      <w:hyperlink r:id="rId25">
         <w:r>
           <w:rPr>
             <w:color w:val="0563C1"/>
@@ -1060,7 +958,7 @@
         </w:rPr>
         <w:t>链接:</w:t>
       </w:r>
-      <w:hyperlink r:id="rId28">
+      <w:hyperlink r:id="rId26">
         <w:r>
           <w:rPr>
             <w:color w:val="0563C1"/>
@@ -1111,7 +1009,7 @@
         </w:rPr>
         <w:t>链接:</w:t>
       </w:r>
-      <w:hyperlink r:id="rId29">
+      <w:hyperlink r:id="rId27">
         <w:r>
           <w:rPr>
             <w:color w:val="0563C1"/>
@@ -1162,13 +1060,64 @@
         </w:rPr>
         <w:t>链接:</w:t>
       </w:r>
-      <w:hyperlink r:id="rId30">
+      <w:hyperlink r:id="rId28">
         <w:r>
           <w:rPr>
             <w:color w:val="0563C1"/>
             <w:u w:val="single"/>
           </w:rPr>
           <w:t>走出米哈游鹰角大佬，对话刘博：AI 时代，上海交大如何培养游戏人才？</w:t>
+        </w:r>
+      </w:hyperlink>
+    </w:p>
+    <w:p>
+      <w:pPr>
+        <w:pStyle w:val="Heading3"/>
+      </w:pPr>
+      <w:r>
+        <w:rPr>
+          <w:rFonts w:ascii="Times New Roman" w:hAnsi="Times New Roman" w:eastAsia="黑体"/>
+          <w:b w:val="0"/>
+          <w:color w:val="888888"/>
+          <w:sz w:val="24"/>
+        </w:rPr>
+        <w:t>【C级·参考】</w:t>
+      </w:r>
+      <w:r>
+        <w:rPr>
+          <w:rFonts w:ascii="Times New Roman" w:hAnsi="Times New Roman" w:eastAsia="黑体"/>
+          <w:b w:val="0"/>
+          <w:color w:val="888888"/>
+          <w:sz w:val="24"/>
+        </w:rPr>
+        <w:t>蒋奇明、李诞、柯洁同款AI眼镜开售，JoyInside让雷鸟iO实现听得懂、记得住、帮得上</w:t>
+      </w:r>
+    </w:p>
+    <w:p>
+      <w:r>
+        <w:rPr>
+          <w:rFonts w:ascii="Times New Roman" w:hAnsi="Times New Roman" w:eastAsia="宋体"/>
+          <w:color w:val="888888"/>
+          <w:sz w:val="18"/>
+        </w:rPr>
+        <w:t>来源:Bing新闻 | 时间:08-25 04:43</w:t>
+      </w:r>
+    </w:p>
+    <w:p>
+      <w:r>
+        <w:rPr>
+          <w:rFonts w:ascii="Times New Roman" w:hAnsi="Times New Roman" w:eastAsia="宋体"/>
+          <w:sz w:val="18"/>
+        </w:rPr>
+        <w:t>链接:</w:t>
+      </w:r>
+      <w:hyperlink r:id="rId29">
+        <w:r>
+          <w:rPr>
+            <w:color w:val="0563C1"/>
+            <w:u w:val="single"/>
+          </w:rPr>
+          <w:t>蒋奇明、李诞、柯洁同款AI眼镜开售，JoyInside让雷鸟iO实现听得懂、记得住、帮得上</w:t>
         </w:r>
       </w:hyperlink>
     </w:p>
@@ -1276,7 +1225,7 @@
         </w:rPr>
         <w:t>链接:</w:t>
       </w:r>
-      <w:hyperlink r:id="rId31">
+      <w:hyperlink r:id="rId30">
         <w:r>
           <w:rPr>
             <w:color w:val="0563C1"/>
@@ -1327,64 +1276,13 @@
         </w:rPr>
         <w:t>链接:</w:t>
       </w:r>
-      <w:hyperlink r:id="rId32">
+      <w:hyperlink r:id="rId31">
         <w:r>
           <w:rPr>
             <w:color w:val="0563C1"/>
             <w:u w:val="single"/>
           </w:rPr>
           <w:t>微星 Katana 15 HX C14 游戏本上市：至高 14900HX + 5070，170W 性能释放</w:t>
-        </w:r>
-      </w:hyperlink>
-    </w:p>
-    <w:p>
-      <w:pPr>
-        <w:pStyle w:val="Heading3"/>
-      </w:pPr>
-      <w:r>
-        <w:rPr>
-          <w:rFonts w:ascii="Times New Roman" w:hAnsi="Times New Roman" w:eastAsia="黑体"/>
-          <w:b w:val="0"/>
-          <w:color w:val="888888"/>
-          <w:sz w:val="24"/>
-        </w:rPr>
-        <w:t>【C级·参考】</w:t>
-      </w:r>
-      <w:r>
-        <w:rPr>
-          <w:rFonts w:ascii="Times New Roman" w:hAnsi="Times New Roman" w:eastAsia="黑体"/>
-          <w:b w:val="0"/>
-          <w:color w:val="888888"/>
-          <w:sz w:val="24"/>
-        </w:rPr>
-        <w:t>腾讯《洛克王国：世界》国际服定档 10 月 27 日首测，登陆 PS5、Xbox、PC 及移动平台</w:t>
-      </w:r>
-    </w:p>
-    <w:p>
-      <w:r>
-        <w:rPr>
-          <w:rFonts w:ascii="Times New Roman" w:hAnsi="Times New Roman" w:eastAsia="宋体"/>
-          <w:color w:val="888888"/>
-          <w:sz w:val="18"/>
-        </w:rPr>
-        <w:t>来源:IT之家 | 时间:08-26 15:07</w:t>
-      </w:r>
-    </w:p>
-    <w:p>
-      <w:r>
-        <w:rPr>
-          <w:rFonts w:ascii="Times New Roman" w:hAnsi="Times New Roman" w:eastAsia="宋体"/>
-          <w:sz w:val="18"/>
-        </w:rPr>
-        <w:t>链接:</w:t>
-      </w:r>
-      <w:hyperlink r:id="rId33">
-        <w:r>
-          <w:rPr>
-            <w:color w:val="0563C1"/>
-            <w:u w:val="single"/>
-          </w:rPr>
-          <w:t>腾讯《洛克王国：世界》国际服定档 10 月 27 日首测，登陆 PS5、Xbox、PC 及移动平台</w:t>
         </w:r>
       </w:hyperlink>
     </w:p>
@@ -1429,7 +1327,7 @@
         </w:rPr>
         <w:t>链接:</w:t>
       </w:r>
-      <w:hyperlink r:id="rId34">
+      <w:hyperlink r:id="rId32">
         <w:r>
           <w:rPr>
             <w:color w:val="0563C1"/>
@@ -1480,7 +1378,7 @@
         </w:rPr>
         <w:t>链接:</w:t>
       </w:r>
-      <w:hyperlink r:id="rId35">
+      <w:hyperlink r:id="rId33">
         <w:r>
           <w:rPr>
             <w:color w:val="0563C1"/>
@@ -1531,7 +1429,7 @@
         </w:rPr>
         <w:t>链接:</w:t>
       </w:r>
-      <w:hyperlink r:id="rId36">
+      <w:hyperlink r:id="rId34">
         <w:r>
           <w:rPr>
             <w:color w:val="0563C1"/>
@@ -1582,7 +1480,7 @@
         </w:rPr>
         <w:t>链接:</w:t>
       </w:r>
-      <w:hyperlink r:id="rId37">
+      <w:hyperlink r:id="rId35">
         <w:r>
           <w:rPr>
             <w:color w:val="0563C1"/>
@@ -1633,13 +1531,64 @@
         </w:rPr>
         <w:t>链接:</w:t>
       </w:r>
-      <w:hyperlink r:id="rId38">
+      <w:hyperlink r:id="rId36">
         <w:r>
           <w:rPr>
             <w:color w:val="0563C1"/>
             <w:u w:val="single"/>
           </w:rPr>
           <w:t>腾讯套现18.2亿元！出售韩国游戏大厂Netmarble 13.41%股权，韩国董事长接盘</w:t>
+        </w:r>
+      </w:hyperlink>
+    </w:p>
+    <w:p>
+      <w:pPr>
+        <w:pStyle w:val="Heading3"/>
+      </w:pPr>
+      <w:r>
+        <w:rPr>
+          <w:rFonts w:ascii="Times New Roman" w:hAnsi="Times New Roman" w:eastAsia="黑体"/>
+          <w:b w:val="0"/>
+          <w:color w:val="888888"/>
+          <w:sz w:val="24"/>
+        </w:rPr>
+        <w:t>【C级·参考】</w:t>
+      </w:r>
+      <w:r>
+        <w:rPr>
+          <w:rFonts w:ascii="Times New Roman" w:hAnsi="Times New Roman" w:eastAsia="黑体"/>
+          <w:b w:val="0"/>
+          <w:color w:val="888888"/>
+          <w:sz w:val="24"/>
+        </w:rPr>
+        <w:t>独立游戏开发者感慨：“陌生人更支持我，亲戚朋友都沉默了”！</w:t>
+      </w:r>
+    </w:p>
+    <w:p>
+      <w:r>
+        <w:rPr>
+          <w:rFonts w:ascii="Times New Roman" w:hAnsi="Times New Roman" w:eastAsia="宋体"/>
+          <w:color w:val="888888"/>
+          <w:sz w:val="18"/>
+        </w:rPr>
+        <w:t>来源:GameLook | 时间:08-25 08:51</w:t>
+      </w:r>
+    </w:p>
+    <w:p>
+      <w:r>
+        <w:rPr>
+          <w:rFonts w:ascii="Times New Roman" w:hAnsi="Times New Roman" w:eastAsia="宋体"/>
+          <w:sz w:val="18"/>
+        </w:rPr>
+        <w:t>链接:</w:t>
+      </w:r>
+      <w:hyperlink r:id="rId37">
+        <w:r>
+          <w:rPr>
+            <w:color w:val="0563C1"/>
+            <w:u w:val="single"/>
+          </w:rPr>
+          <w:t>独立游戏开发者感慨：“陌生人更支持我，亲戚朋友都沉默了”！</w:t>
         </w:r>
       </w:hyperlink>
     </w:p>
@@ -1686,7 +1635,7 @@
           <w:rFonts w:ascii="Times New Roman" w:hAnsi="Times New Roman" w:eastAsia="宋体"/>
           <w:sz w:val="18"/>
         </w:rPr>
-        <w:t>IT之家(60)、GameLook(14)、HackerNews(5)、Bing新闻(9)</w:t>
+        <w:t>IT之家(60)、GameLook(14)、HackerNews(4)、Bing新闻(9)</w:t>
       </w:r>
     </w:p>
     <w:p>
